--- a/02_Confirmation_Resolution_Plugin_执行规则.docx
+++ b/02_Confirmation_Resolution_Plugin_执行规则.docx
@@ -3318,6 +3318,31 @@
       <w:cols w:space="720"/>
       <w:docGrid w:linePitch="360"/>
     </w:sectPr>
+    <w:p>
+      <w:r>
+        <w:t xml:space="preserve">【2026-10-15 版本补充：V1 / V2 双契约】</w:t>
+      </w:r>
+    </w:p>
+    <w:p>
+      <w:r>
+        <w:t xml:space="preserve">本文档正文描述的是 V1 契约（confirmation_resolution），该契约保持不变。</w:t>
+      </w:r>
+    </w:p>
+    <w:p>
+      <w:r>
+        <w:t xml:space="preserve">V2（confirmation_resolution_v2）在固定质量矩阵之外增加：场景化多维比较（ui_preference / accessibility / code_change / external_action / urgent_fix / generic）、三值证据模型（PASS / FAIL / UNKNOWN，UNKNOWN 不得当作通过）、REQUEST_APPROVAL 与 REJECT 两个新结果、以及版本化决策令牌 decision_revision。</w:t>
+      </w:r>
+    </w:p>
+    <w:p>
+      <w:r>
+        <w:t xml:space="preserve">V2 的算法实现位于 lib/decision-v2.js、lib/evidence.js、lib/policies.js、lib/trace.js，账本扩展位于 lib/ledger.js，装配与守卫位于 lib/index.js。</w:t>
+      </w:r>
+    </w:p>
+    <w:p>
+      <w:r>
+        <w:t xml:space="preserve">V1 与 V2 互不驱动：同一编号由哪一版登记，就只能由那一版继续驱动（ITEM_VERSION_MISMATCH）。</w:t>
+      </w:r>
+    </w:p>
   </w:body>
 </w:document>
 </file>
